--- a/python/1. 기초, 메모리 타입.docx
+++ b/python/1. 기초, 메모리 타입.docx
@@ -4111,9 +4111,6 @@
           <w:ilvl w:val="3"/>
           <w:numId w:val="5"/>
         </w:numPr>
-        <w:rPr>
-          <w:rFonts w:hint="eastAsia"/>
-        </w:rPr>
       </w:pPr>
       <w:r>
         <w:rPr>
@@ -4498,9 +4495,6 @@
           <w:ilvl w:val="2"/>
           <w:numId w:val="5"/>
         </w:numPr>
-        <w:rPr>
-          <w:rFonts w:hint="eastAsia"/>
-        </w:rPr>
       </w:pPr>
       <w:r>
         <w:rPr>
@@ -4537,6 +4531,82 @@
           <w:rFonts w:hint="eastAsia"/>
         </w:rPr>
         <w:t xml:space="preserve"> </w:t>
+      </w:r>
+    </w:p>
+    <w:p>
+      <w:pPr>
+        <w:pStyle w:val="a6"/>
+        <w:numPr>
+          <w:ilvl w:val="3"/>
+          <w:numId w:val="5"/>
+        </w:numPr>
+      </w:pPr>
+      <w:proofErr w:type="spellStart"/>
+      <w:r>
+        <w:rPr>
+          <w:rFonts w:hint="eastAsia"/>
+        </w:rPr>
+        <w:t>dict</w:t>
+      </w:r>
+      <w:proofErr w:type="spellEnd"/>
+      <w:r>
+        <w:rPr>
+          <w:rFonts w:hint="eastAsia"/>
+        </w:rPr>
+        <w:t xml:space="preserve">를 써야하는 경우 </w:t>
+      </w:r>
+      <w:r>
+        <w:t xml:space="preserve">– </w:t>
+      </w:r>
+      <w:r>
+        <w:rPr>
+          <w:rFonts w:hint="eastAsia"/>
+        </w:rPr>
+        <w:t>이 경우가 아니라면 리스트로 처리할 수 있음</w:t>
+      </w:r>
+    </w:p>
+    <w:p>
+      <w:pPr>
+        <w:pStyle w:val="a6"/>
+        <w:numPr>
+          <w:ilvl w:val="4"/>
+          <w:numId w:val="5"/>
+        </w:numPr>
+      </w:pPr>
+      <w:r>
+        <w:rPr>
+          <w:rFonts w:hint="eastAsia"/>
+        </w:rPr>
+        <w:t xml:space="preserve">키를 문자열로 쓸 </w:t>
+      </w:r>
+      <w:proofErr w:type="gramStart"/>
+      <w:r>
+        <w:rPr>
+          <w:rFonts w:hint="eastAsia"/>
+        </w:rPr>
+        <w:t xml:space="preserve">경우 </w:t>
+      </w:r>
+      <w:r>
+        <w:t>/</w:t>
+      </w:r>
+      <w:proofErr w:type="gramEnd"/>
+      <w:r>
+        <w:t xml:space="preserve"> </w:t>
+      </w:r>
+      <w:r>
+        <w:rPr>
+          <w:rFonts w:hint="eastAsia"/>
+        </w:rPr>
+        <w:t xml:space="preserve">키를 음수로 쓸 경우 </w:t>
+      </w:r>
+      <w:r>
+        <w:t xml:space="preserve">/ </w:t>
+      </w:r>
+      <w:r>
+        <w:rPr>
+          <w:rFonts w:hint="eastAsia"/>
+        </w:rPr>
+        <w:t>키를 아주 큰 수로 쓰는 경우</w:t>
       </w:r>
     </w:p>
     <w:p>
@@ -4742,9 +4812,6 @@
           <w:ilvl w:val="3"/>
           <w:numId w:val="5"/>
         </w:numPr>
-        <w:rPr>
-          <w:rFonts w:hint="eastAsia"/>
-        </w:rPr>
       </w:pPr>
       <w:r>
         <w:rPr>
@@ -4929,13 +4996,7 @@
         <w:t>논리 연산의 평가 결과로 활용</w:t>
       </w:r>
     </w:p>
-    <w:p>
-      <w:pPr>
-        <w:rPr>
-          <w:rFonts w:hint="eastAsia"/>
-        </w:rPr>
-      </w:pPr>
-    </w:p>
+    <w:p/>
     <w:p>
       <w:pPr>
         <w:pStyle w:val="a6"/>
@@ -5219,6 +5280,7 @@
         <w:rPr>
           <w:rFonts w:hint="eastAsia"/>
         </w:rPr>
+        <w:lastRenderedPageBreak/>
         <w:t>형식에 맞는 타입만 변경 가능</w:t>
       </w:r>
     </w:p>
@@ -5240,8 +5302,8 @@
         <w:gridCol w:w="1706"/>
         <w:gridCol w:w="3251"/>
         <w:gridCol w:w="2551"/>
-        <w:gridCol w:w="1276"/>
-        <w:gridCol w:w="992"/>
+        <w:gridCol w:w="1418"/>
+        <w:gridCol w:w="850"/>
         <w:gridCol w:w="981"/>
       </w:tblGrid>
       <w:tr>
@@ -5261,7 +5323,6 @@
               <w:rPr>
                 <w:rFonts w:hint="eastAsia"/>
               </w:rPr>
-              <w:lastRenderedPageBreak/>
               <w:t>타입 이름</w:t>
             </w:r>
           </w:p>
@@ -5302,7 +5363,7 @@
         </w:tc>
         <w:tc>
           <w:tcPr>
-            <w:tcW w:w="1276" w:type="dxa"/>
+            <w:tcW w:w="1418" w:type="dxa"/>
             <w:vAlign w:val="center"/>
           </w:tcPr>
           <w:p>
@@ -5325,7 +5386,7 @@
         </w:tc>
         <w:tc>
           <w:tcPr>
-            <w:tcW w:w="992" w:type="dxa"/>
+            <w:tcW w:w="850" w:type="dxa"/>
             <w:vAlign w:val="center"/>
           </w:tcPr>
           <w:p>
@@ -5426,7 +5487,7 @@
         </w:tc>
         <w:tc>
           <w:tcPr>
-            <w:tcW w:w="1276" w:type="dxa"/>
+            <w:tcW w:w="1418" w:type="dxa"/>
             <w:vAlign w:val="center"/>
           </w:tcPr>
           <w:p>
@@ -5443,7 +5504,7 @@
         </w:tc>
         <w:tc>
           <w:tcPr>
-            <w:tcW w:w="992" w:type="dxa"/>
+            <w:tcW w:w="850" w:type="dxa"/>
             <w:vAlign w:val="center"/>
           </w:tcPr>
           <w:p>
@@ -5544,7 +5605,7 @@
         </w:tc>
         <w:tc>
           <w:tcPr>
-            <w:tcW w:w="1276" w:type="dxa"/>
+            <w:tcW w:w="1418" w:type="dxa"/>
             <w:vAlign w:val="center"/>
           </w:tcPr>
           <w:p>
@@ -5561,7 +5622,7 @@
         </w:tc>
         <w:tc>
           <w:tcPr>
-            <w:tcW w:w="992" w:type="dxa"/>
+            <w:tcW w:w="850" w:type="dxa"/>
             <w:vAlign w:val="center"/>
           </w:tcPr>
           <w:p>
@@ -5664,7 +5725,7 @@
         </w:tc>
         <w:tc>
           <w:tcPr>
-            <w:tcW w:w="1276" w:type="dxa"/>
+            <w:tcW w:w="1418" w:type="dxa"/>
             <w:vAlign w:val="center"/>
           </w:tcPr>
           <w:p>
@@ -5681,7 +5742,7 @@
         </w:tc>
         <w:tc>
           <w:tcPr>
-            <w:tcW w:w="992" w:type="dxa"/>
+            <w:tcW w:w="850" w:type="dxa"/>
             <w:vAlign w:val="center"/>
           </w:tcPr>
           <w:p>
@@ -5788,7 +5849,7 @@
         </w:tc>
         <w:tc>
           <w:tcPr>
-            <w:tcW w:w="1276" w:type="dxa"/>
+            <w:tcW w:w="1418" w:type="dxa"/>
             <w:vAlign w:val="center"/>
           </w:tcPr>
           <w:p>
@@ -5805,7 +5866,7 @@
         </w:tc>
         <w:tc>
           <w:tcPr>
-            <w:tcW w:w="992" w:type="dxa"/>
+            <w:tcW w:w="850" w:type="dxa"/>
             <w:vAlign w:val="center"/>
           </w:tcPr>
           <w:p>
@@ -5914,7 +5975,7 @@
         </w:tc>
         <w:tc>
           <w:tcPr>
-            <w:tcW w:w="1276" w:type="dxa"/>
+            <w:tcW w:w="1418" w:type="dxa"/>
             <w:vAlign w:val="center"/>
           </w:tcPr>
           <w:p>
@@ -5931,7 +5992,7 @@
         </w:tc>
         <w:tc>
           <w:tcPr>
-            <w:tcW w:w="992" w:type="dxa"/>
+            <w:tcW w:w="850" w:type="dxa"/>
             <w:vAlign w:val="center"/>
           </w:tcPr>
           <w:p>
@@ -6047,7 +6108,7 @@
         </w:tc>
         <w:tc>
           <w:tcPr>
-            <w:tcW w:w="1276" w:type="dxa"/>
+            <w:tcW w:w="1418" w:type="dxa"/>
             <w:vAlign w:val="center"/>
           </w:tcPr>
           <w:p>
@@ -6064,7 +6125,7 @@
         </w:tc>
         <w:tc>
           <w:tcPr>
-            <w:tcW w:w="992" w:type="dxa"/>
+            <w:tcW w:w="850" w:type="dxa"/>
             <w:vAlign w:val="center"/>
           </w:tcPr>
           <w:p>
@@ -6220,7 +6281,7 @@
         </w:tc>
         <w:tc>
           <w:tcPr>
-            <w:tcW w:w="1276" w:type="dxa"/>
+            <w:tcW w:w="1418" w:type="dxa"/>
             <w:vAlign w:val="center"/>
           </w:tcPr>
           <w:p>
@@ -6237,7 +6298,7 @@
         </w:tc>
         <w:tc>
           <w:tcPr>
-            <w:tcW w:w="992" w:type="dxa"/>
+            <w:tcW w:w="850" w:type="dxa"/>
             <w:vAlign w:val="center"/>
           </w:tcPr>
           <w:p>
@@ -6354,7 +6415,7 @@
         </w:tc>
         <w:tc>
           <w:tcPr>
-            <w:tcW w:w="1276" w:type="dxa"/>
+            <w:tcW w:w="1418" w:type="dxa"/>
             <w:vAlign w:val="center"/>
           </w:tcPr>
           <w:p>
@@ -6371,7 +6432,7 @@
         </w:tc>
         <w:tc>
           <w:tcPr>
-            <w:tcW w:w="992" w:type="dxa"/>
+            <w:tcW w:w="850" w:type="dxa"/>
             <w:vAlign w:val="center"/>
           </w:tcPr>
           <w:p>
@@ -6478,7 +6539,7 @@
         </w:tc>
         <w:tc>
           <w:tcPr>
-            <w:tcW w:w="1276" w:type="dxa"/>
+            <w:tcW w:w="1418" w:type="dxa"/>
             <w:vAlign w:val="center"/>
           </w:tcPr>
           <w:p>
@@ -6495,7 +6556,7 @@
         </w:tc>
         <w:tc>
           <w:tcPr>
-            <w:tcW w:w="992" w:type="dxa"/>
+            <w:tcW w:w="850" w:type="dxa"/>
             <w:vAlign w:val="center"/>
           </w:tcPr>
           <w:p>
@@ -6604,7 +6665,7 @@
         </w:tc>
         <w:tc>
           <w:tcPr>
-            <w:tcW w:w="1276" w:type="dxa"/>
+            <w:tcW w:w="1418" w:type="dxa"/>
             <w:vAlign w:val="center"/>
           </w:tcPr>
           <w:p>
@@ -6621,7 +6682,7 @@
         </w:tc>
         <w:tc>
           <w:tcPr>
-            <w:tcW w:w="992" w:type="dxa"/>
+            <w:tcW w:w="850" w:type="dxa"/>
             <w:vAlign w:val="center"/>
           </w:tcPr>
           <w:p>
@@ -6655,13 +6716,7 @@
         </w:tc>
       </w:tr>
     </w:tbl>
-    <w:p>
-      <w:pPr>
-        <w:rPr>
-          <w:rFonts w:hint="eastAsia"/>
-        </w:rPr>
-      </w:pPr>
-    </w:p>
+    <w:p/>
     <w:p>
       <w:pPr>
         <w:pStyle w:val="a6"/>
@@ -6766,6 +6821,9 @@
         </w:numPr>
       </w:pPr>
       <w:r>
+        <w:rPr>
+          <w:noProof/>
+        </w:rPr>
         <w:drawing>
           <wp:anchor distT="0" distB="0" distL="114300" distR="114300" simplePos="0" relativeHeight="251668480" behindDoc="0" locked="0" layoutInCell="1" allowOverlap="1" wp14:anchorId="5325D255" wp14:editId="3A3C21C1">
             <wp:simplePos x="0" y="0"/>
@@ -6823,6 +6881,9 @@
         </w:drawing>
       </w:r>
       <w:r>
+        <w:rPr>
+          <w:noProof/>
+        </w:rPr>
         <w:drawing>
           <wp:anchor distT="0" distB="0" distL="114300" distR="114300" simplePos="0" relativeHeight="251669504" behindDoc="0" locked="0" layoutInCell="1" allowOverlap="1" wp14:anchorId="38F1926F" wp14:editId="60BC3F7F">
             <wp:simplePos x="0" y="0"/>
@@ -6975,7 +7036,7 @@
                           <w:p>
                             <w:pPr>
                               <w:rPr>
-                                <w:rFonts w:ascii="굴림" w:eastAsia="굴림" w:hAnsi="굴림" w:hint="eastAsia"/>
+                                <w:rFonts w:ascii="굴림" w:eastAsia="굴림" w:hAnsi="굴림"/>
                                 <w:sz w:val="20"/>
                                 <w:szCs w:val="22"/>
                               </w:rPr>
@@ -7134,7 +7195,7 @@
                           <w:p>
                             <w:pPr>
                               <w:rPr>
-                                <w:rFonts w:ascii="굴림" w:eastAsia="굴림" w:hAnsi="굴림" w:hint="eastAsia"/>
+                                <w:rFonts w:ascii="굴림" w:eastAsia="굴림" w:hAnsi="굴림"/>
                                 <w:sz w:val="20"/>
                                 <w:szCs w:val="22"/>
                               </w:rPr>
@@ -7145,15 +7206,7 @@
                                 <w:sz w:val="20"/>
                                 <w:szCs w:val="22"/>
                               </w:rPr>
-                              <w:t xml:space="preserve">↑ </w:t>
-                            </w:r>
-                            <w:r>
-                              <w:rPr>
-                                <w:rFonts w:ascii="굴림" w:eastAsia="굴림" w:hAnsi="굴림" w:hint="eastAsia"/>
-                                <w:sz w:val="20"/>
-                                <w:szCs w:val="22"/>
-                              </w:rPr>
-                              <w:t>비교 연산자</w:t>
+                              <w:t>↑ 비교 연산자</w:t>
                             </w:r>
                           </w:p>
                         </w:txbxContent>
@@ -7270,6 +7323,9 @@
         </w:numPr>
       </w:pPr>
       <w:r>
+        <w:rPr>
+          <w:noProof/>
+        </w:rPr>
         <w:drawing>
           <wp:anchor distT="0" distB="0" distL="114300" distR="114300" simplePos="0" relativeHeight="251674624" behindDoc="0" locked="0" layoutInCell="1" allowOverlap="1" wp14:anchorId="0C84F12B" wp14:editId="4F344589">
             <wp:simplePos x="0" y="0"/>
@@ -7538,6 +7594,7 @@
         <w:rPr>
           <w:rFonts w:hint="eastAsia"/>
         </w:rPr>
+        <w:lastRenderedPageBreak/>
         <w:t>o</w:t>
       </w:r>
       <w:r>
